--- a/resource/奇点电商平台授权函模板.docx
+++ b/resource/奇点电商平台授权函模板.docx
@@ -61,78 +61,13 @@
       </w:pPr>
       <w:r>
         <w:tab/>
-      </w:r>
-      <w:r>
-        <w:t>授权人</w:t>
+        <w:t>授权人 杭州盛蕊网络科技有限公司 为网站 奇点电商平台（该网站首页地址为:</w:t>
       </w:r>
       <w:r>
         <w:t xml:space="preserve"> </w:t>
       </w:r>
       <w:r>
-        <w:t>杭州盛蕊网络科技有限公司</w:t>
-      </w:r>
-      <w:r>
-        <w:t xml:space="preserve"> </w:t>
-      </w:r>
-      <w:r>
-        <w:t>为网站</w:t>
-      </w:r>
-      <w:r>
-        <w:t xml:space="preserve"> </w:t>
-      </w:r>
-      <w:r>
-        <w:t>奇点电商平台</w:t>
-      </w:r>
-      <w:r>
-        <w:t>（该网站首页地址为</w:t>
-      </w:r>
-      <w:r>
-        <w:t>:qidian.hzshengruikj.cn</w:t>
-      </w:r>
-      <w:r>
-        <w:t>）合法的</w:t>
-      </w:r>
-      <w:r>
-        <w:t>ICP</w:t>
-      </w:r>
-      <w:r>
-        <w:t>备案主体（该网站备案</w:t>
-      </w:r>
-      <w:r>
-        <w:t>/</w:t>
-      </w:r>
-      <w:r>
-        <w:t>许可证号为</w:t>
-      </w:r>
-      <w:r>
-        <w:t>:</w:t>
-      </w:r>
-      <w:r>
-        <w:t>【</w:t>
-      </w:r>
-      <w:r>
-        <w:t>浙</w:t>
-      </w:r>
-      <w:r>
-        <w:t>ICP</w:t>
-      </w:r>
-      <w:r>
-        <w:t>备</w:t>
-      </w:r>
-      <w:r>
-        <w:t xml:space="preserve"> 2025166427</w:t>
-      </w:r>
-      <w:r>
-        <w:t>号</w:t>
-      </w:r>
-      <w:r>
-        <w:t>-1</w:t>
-      </w:r>
-      <w:r>
-        <w:t>】</w:t>
-      </w:r>
-      <w:r>
-        <w:t>），现授权人依法授权</w:t>
+        <w:t>hzshengruikj.cn）合法的ICP备案主体（该网站备案/许可证号为:【浙ICP备 2025166427号-1】），现授权人依法授权</w:t>
       </w:r>
       <w:r>
         <w:rPr>
@@ -154,19 +89,7 @@
         <w:t xml:space="preserve">             </w:t>
       </w:r>
       <w:r>
-        <w:t>（下称</w:t>
-      </w:r>
-      <w:r>
-        <w:t>“</w:t>
-      </w:r>
-      <w:r>
-        <w:t>被授权人</w:t>
-      </w:r>
-      <w:r>
-        <w:t>”</w:t>
-      </w:r>
-      <w:r>
-        <w:t>）使用上述网站开展业务。</w:t>
+        <w:t>（下称“被授权人”）使用上述网站开展业务。</w:t>
       </w:r>
       <w:proofErr w:type="gramStart"/>
       <w:r>
@@ -178,10 +101,7 @@
       </w:r>
       <w:proofErr w:type="gramStart"/>
       <w:r>
-        <w:t>进</w:t>
-      </w:r>
-      <w:r>
-        <w:t>行收</w:t>
+        <w:t>进行收</w:t>
       </w:r>
       <w:proofErr w:type="gramEnd"/>
       <w:r>
@@ -219,8 +139,6 @@
       </w:pPr>
       <w:r>
         <w:tab/>
-      </w:r>
-      <w:r>
         <w:t>本授权书自授权人及被授权人加盖公章之日起生效，除非授权人另行向贵司发出书面通知，本授权函件持续有效。</w:t>
       </w:r>
     </w:p>
@@ -337,13 +255,7 @@
         <w:rPr>
           <w:rFonts w:hint="eastAsia"/>
         </w:rPr>
-        <w:t>：</w:t>
-      </w:r>
-      <w:r>
-        <w:rPr>
-          <w:rFonts w:hint="eastAsia"/>
-        </w:rPr>
-        <w:t xml:space="preserve">      </w:t>
+        <w:t xml:space="preserve">：      </w:t>
       </w:r>
     </w:p>
     <w:p>

--- a/resource/奇点电商平台授权函模板.docx
+++ b/resource/奇点电商平台授权函模板.docx
@@ -169,6 +169,48 @@
         <w:ind w:right="420"/>
         <w:jc w:val="center"/>
       </w:pPr>
+      <w:r>
+        <w:drawing>
+          <wp:anchor distT="0" distB="0" distL="0" distR="0" simplePos="0" relativeHeight="251659264" behindDoc="0" locked="0" layoutInCell="1" allowOverlap="1">
+            <wp:simplePos x="0" y="0"/>
+            <wp:positionH relativeFrom="page">
+              <wp:posOffset>2189000</wp:posOffset>
+            </wp:positionH>
+            <wp:positionV relativeFrom="page">
+              <wp:posOffset>4449000</wp:posOffset>
+            </wp:positionV>
+            <wp:extent cx="1494000" cy="1504800"/>
+            <wp:wrapNone/>
+            <wp:docPr id="1" name="Picture 1"/>
+            <wp:cNvGraphicFramePr xmlns:a="http://schemas.openxmlformats.org/drawingml/2006/main">
+              <a:graphicFrameLocks noChangeAspect="1"/>
+            </wp:cNvGraphicFramePr>
+            <a:graphic xmlns:a="http://schemas.openxmlformats.org/drawingml/2006/main" xmlns:pic="http://schemas.openxmlformats.org/drawingml/2006/picture">
+              <a:graphicData uri="http://schemas.openxmlformats.org/drawingml/2006/picture">
+                <pic:pic>
+                  <pic:nvPicPr>
+                    <pic:cNvPr id="0" name="seal_precise.png"/>
+                    <pic:cNvPicPr/>
+                  </pic:nvPicPr>
+                  <pic:blipFill>
+                    <a:blip r:embed="rId6"/>
+                    <a:stretch>
+                      <a:fillRect/>
+                    </a:stretch>
+                  </pic:blipFill>
+                  <pic:spPr>
+                    <a:xfrm>
+                      <a:off x="0" y="0"/>
+                      <a:ext cx="1494000" cy="1504800"/>
+                    </a:xfrm>
+                    <a:prstGeom prst="rect"/>
+                  </pic:spPr>
+                </pic:pic>
+              </a:graphicData>
+            </a:graphic>
+          </wp:anchor>
+        </w:drawing>
+      </w:r>
     </w:p>
     <w:p>
       <w:pPr>
